--- a/BACKUP&RECOVERY/10장/10장_ARCHIVELOG_복구_불완전복구.docx
+++ b/BACKUP&RECOVERY/10장/10장_ARCHIVELOG_복구_불완전복구.docx
@@ -406,7 +406,7 @@
                 <w:color w:val="E6E6E6"/>
                 <w:sz w:val="19"/>
               </w:rPr>
-              <w:t>ORA-00289: suggestion : /u02/arch1/1_62_1200530011.dbf</w:t>
+              <w:t>ORA-00289: suggestion : /home/oracle/arch1/arch_1_62_1200533800.arc</w:t>
             </w:r>
           </w:p>
           <w:p>
@@ -434,7 +434,7 @@
                 <w:color w:val="E6E6E6"/>
                 <w:sz w:val="19"/>
               </w:rPr>
-              <w:t>ORA-00308: cannot open archived log '/u02/arch1/1_62_1200530011.dbf'</w:t>
+              <w:t>ORA-00308: cannot open archived log '/home/oracle/arch1/arch_1_62_1200533800.arc'</w:t>
             </w:r>
           </w:p>
           <w:p>
@@ -1225,7 +1225,7 @@
                 <w:color w:val="E6E6E6"/>
                 <w:sz w:val="19"/>
               </w:rPr>
-              <w:t>ORA-01110: data file 3: '/u02/oradata/ORCL/sysaux01.dbf'</w:t>
+              <w:t>ORA-01110: data file 3: '/u01/app/oracle/oradata/orcl/sysaux01.dbf'</w:t>
             </w:r>
           </w:p>
           <w:p>
@@ -1833,7 +1833,7 @@
                 <w:color w:val="E6E6E6"/>
                 <w:sz w:val="19"/>
               </w:rPr>
-              <w:t>SYS@orcl&gt; !cp -p /home/oracle/backup/ch10/*.dbf /u02/oradata/ORCL/</w:t>
+              <w:t>SYS@orcl&gt; !cp -p /home/oracle/backup/ch10/*.dbf /u02/oradata/orcl/</w:t>
             </w:r>
           </w:p>
           <w:p>
@@ -1903,7 +1903,7 @@
                 <w:color w:val="E6E6E6"/>
                 <w:sz w:val="19"/>
               </w:rPr>
-              <w:t>ORA-00289: suggestion : /u02/arch1/1_60_1200530011.dbf</w:t>
+              <w:t>ORA-00289: suggestion : /home/oracle/arch1/arch_1_60_1200533800.arc</w:t>
             </w:r>
           </w:p>
           <w:p>
@@ -3334,7 +3334,7 @@
                 <w:color w:val="E6E6E6"/>
                 <w:sz w:val="19"/>
               </w:rPr>
-              <w:t>SYS@orcl&gt; !cp -p /home/oracle/backup/ch10/*.dbf /u02/oradata/ORCL/</w:t>
+              <w:t>SYS@orcl&gt; !cp -p /home/oracle/backup/ch10/*.dbf /u02/oradata/orcl/</w:t>
             </w:r>
           </w:p>
           <w:p>
@@ -3607,7 +3607,7 @@
                 <w:color w:val="E6E6E6"/>
                 <w:sz w:val="19"/>
               </w:rPr>
-              <w:t>SYS@orcl&gt; !cp -p /home/oracle/backup/ch10/*.dbf /u02/oradata/ORCL/</w:t>
+              <w:t>SYS@orcl&gt; !cp -p /home/oracle/backup/ch10/*.dbf /u02/oradata/orcl/</w:t>
             </w:r>
           </w:p>
           <w:p>
@@ -3663,7 +3663,7 @@
                 <w:color w:val="E6E6E6"/>
                 <w:sz w:val="19"/>
               </w:rPr>
-              <w:t>ORA-00289: suggestion : /u02/arch1/1_60_1200530011.dbf</w:t>
+              <w:t>ORA-00289: suggestion : /home/oracle/arch1/arch_1_60_1200533800.arc</w:t>
             </w:r>
           </w:p>
           <w:p>
@@ -5005,7 +5005,7 @@
                 <w:color w:val="E6E6E6"/>
                 <w:sz w:val="19"/>
               </w:rPr>
-              <w:t xml:space="preserve">  2    DBMS_LOGMNR.ADD_LOGFILE('/u02/arch1/1_61_1200530011.dbf',</w:t>
+              <w:t xml:space="preserve">  2    DBMS_LOGMNR.ADD_LOGFILE('/home/oracle/arch1/arch_1_61_1200533800.arc',</w:t>
             </w:r>
           </w:p>
           <w:p>
@@ -5033,7 +5033,7 @@
                 <w:color w:val="E6E6E6"/>
                 <w:sz w:val="19"/>
               </w:rPr>
-              <w:t xml:space="preserve">  4    DBMS_LOGMNR.ADD_LOGFILE('/u01/app/oracle/oradata/ORCL/redo01.log',</w:t>
+              <w:t xml:space="preserve">  4    DBMS_LOGMNR.ADD_LOGFILE('/u01/app/oracle/oradata/orcl/redo01.log',</w:t>
             </w:r>
           </w:p>
           <w:p>
@@ -5677,7 +5677,7 @@
                 <w:color w:val="E6E6E6"/>
                 <w:sz w:val="19"/>
               </w:rPr>
-              <w:t>SYS@orcl&gt; !cp -p /home/oracle/backup/ch10/*.dbf /u02/oradata/ORCL/</w:t>
+              <w:t>SYS@orcl&gt; !cp -p /home/oracle/backup/ch10/*.dbf /u02/oradata/orcl/</w:t>
             </w:r>
           </w:p>
           <w:p>
@@ -6213,7 +6213,7 @@
                 <w:color w:val="E6E6E6"/>
                 <w:sz w:val="19"/>
               </w:rPr>
-              <w:t>SYS@orcl&gt; !cp -p /home/oracle/backup/ch10/*.dbf /u02/oradata/ORCL/</w:t>
+              <w:t>SYS@orcl&gt; !cp -p /home/oracle/backup/ch10/*.dbf /u02/oradata/orcl/</w:t>
             </w:r>
           </w:p>
           <w:p>
@@ -6269,7 +6269,7 @@
                 <w:color w:val="E6E6E6"/>
                 <w:sz w:val="19"/>
               </w:rPr>
-              <w:t>ORA-00289: suggestion : /u02/arch1/1_60_1200530011.dbf</w:t>
+              <w:t>ORA-00289: suggestion : /home/oracle/arch1/arch_1_60_1200533800.arc</w:t>
             </w:r>
           </w:p>
           <w:p>
@@ -7364,7 +7364,7 @@
                 <w:color w:val="E6E6E6"/>
                 <w:sz w:val="19"/>
               </w:rPr>
-              <w:t xml:space="preserve">         2   1200541934 /u02/arch1/1_2_1200541934.dbf</w:t>
+              <w:t xml:space="preserve">         2   1200541934 /home/oracle/arch1/arch_1_2_1200548120.arc</w:t>
             </w:r>
           </w:p>
           <w:p>
@@ -7378,7 +7378,7 @@
                 <w:color w:val="E6E6E6"/>
                 <w:sz w:val="19"/>
               </w:rPr>
-              <w:t xml:space="preserve">         1   1200541934 /u02/arch1/1_1_1200541934.dbf</w:t>
+              <w:t xml:space="preserve">         1   1200541934 /home/oracle/arch1/arch_1_1_1200548120.arc</w:t>
             </w:r>
           </w:p>
           <w:p>
@@ -7392,7 +7392,7 @@
                 <w:color w:val="E6E6E6"/>
                 <w:sz w:val="19"/>
               </w:rPr>
-              <w:t xml:space="preserve">        61   1200530011 /u02/arch1/1_61_1200530011.dbf</w:t>
+              <w:t xml:space="preserve">        61   1200530011 /home/oracle/arch1/arch_1_61_1200533800.arc</w:t>
             </w:r>
           </w:p>
           <w:p>
@@ -7406,7 +7406,7 @@
                 <w:color w:val="E6E6E6"/>
                 <w:sz w:val="19"/>
               </w:rPr>
-              <w:t xml:space="preserve">        60   1200530011 /u02/arch1/1_60_1200530011.dbf</w:t>
+              <w:t xml:space="preserve">        60   1200530011 /home/oracle/arch1/arch_1_60_1200533800.arc</w:t>
             </w:r>
           </w:p>
           <w:p>
@@ -7848,7 +7848,7 @@
                 <w:color w:val="E6E6E6"/>
                 <w:sz w:val="19"/>
               </w:rPr>
-              <w:t>ORA-00312: online log 3 thread 1: '/u01/app/oracle/oradata/ORCL/redo03.log'</w:t>
+              <w:t>ORA-00312: online log 3 thread 1: '/u01/app/oracle/oradata/orcl/redo03.log'</w:t>
             </w:r>
           </w:p>
           <w:p>
@@ -8421,7 +8421,7 @@
                 <w:color w:val="E6E6E6"/>
                 <w:sz w:val="19"/>
               </w:rPr>
-              <w:t>ORA-00312: online log 3 thread 1: '/u01/app/oracle/oradata/ORCL/redo03.log'</w:t>
+              <w:t>ORA-00312: online log 3 thread 1: '/u01/app/oracle/oradata/orcl/redo03.log'</w:t>
             </w:r>
           </w:p>
           <w:p>
